--- a/projects/ciszu/website/public/docs/docx/DOCUMENTATION.docx
+++ b/projects/ciszu/website/public/docs/docx/DOCUMENTATION.docx
@@ -86,7 +86,7 @@
         <w:pStyle w:val="BodyText"/>
       </w:pPr>
       <w:r>
-        <w:t xml:space="preserve">apps/ # Aplicaciones del network</w:t>
+        <w:t xml:space="preserve">projects/ # Aplicaciones del network</w:t>
       </w:r>
       <w:r>
         <w:t xml:space="preserve"> </w:t>
@@ -276,7 +276,7 @@
         <w:t xml:space="preserve"> </w:t>
       </w:r>
       <w:r>
-        <w:t xml:space="preserve">├── ia_docs/ # Documentación técnica para IA (Markdown)</w:t>
+        <w:t xml:space="preserve">├── documentation/ # Documentación técnica para IA (Markdown)</w:t>
       </w:r>
       <w:r>
         <w:t xml:space="preserve"> </w:t>
@@ -494,39 +494,27 @@
         <w:t xml:space="preserve"> </w:t>
       </w:r>
       <w:r>
-        <w:t xml:space="preserve">Cada proyecto tiene ia_docs/ con la siguiente estructura estándar:</w:t>
-      </w:r>
-      <w:r>
-        <w:t xml:space="preserve"> </w:t>
-      </w:r>
-      <w:r>
-        <w:t xml:space="preserve">AGENT_INSTRUCTIONS.md, AGENT_SECURITY_PROTOCOLS.md, ARCHITECTURE.md,</w:t>
-      </w:r>
-      <w:r>
-        <w:t xml:space="preserve"> </w:t>
-      </w:r>
-      <w:r>
-        <w:t xml:space="preserve">INITIAL_PROMPT.md, MIGRATION_HANDOVER.md, PROJECT_HISTORY.md,</w:t>
-      </w:r>
-      <w:r>
-        <w:t xml:space="preserve"> </w:t>
-      </w:r>
-      <w:r>
-        <w:t xml:space="preserve">PROJECT_STATE.md, PROJECTS.md, STACK.md, STATUS.md, TO_DO_LIST.md,</w:t>
-      </w:r>
-      <w:r>
-        <w:t xml:space="preserve"> </w:t>
-      </w:r>
-      <w:r>
-        <w:t xml:space="preserve">WORKFLOW.md</w:t>
-      </w:r>
-    </w:p>
-    <w:p>
-      <w:pPr>
-        <w:pStyle w:val="BodyText"/>
-      </w:pPr>
-      <w:r>
-        <w:t xml:space="preserve">El proyecto de referencia para ia_docs es MuzicMania (19 archivos).</w:t>
+        <w:t xml:space="preserve">Cada proyecto tiene documentation/ con la siguiente estructura estándar:</w:t>
+      </w:r>
+      <w:r>
+        <w:t xml:space="preserve"> </w:t>
+      </w:r>
+      <w:r>
+        <w:t xml:space="preserve">ARCHITECTURE.md, STACK_SYSTEM.md, WORKFLOW_SYSTEM.md, PROJECT_STATE.md,</w:t>
+      </w:r>
+      <w:r>
+        <w:t xml:space="preserve"> </w:t>
+      </w:r>
+      <w:r>
+        <w:t xml:space="preserve">PROJECT_HISTORY.md, TODO.md, BRAND_PLAN.md, README.md</w:t>
+      </w:r>
+    </w:p>
+    <w:p>
+      <w:pPr>
+        <w:pStyle w:val="BodyText"/>
+      </w:pPr>
+      <w:r>
+        <w:t xml:space="preserve">El proyecto de referencia para la documentación es ciszu (62 archivos).</w:t>
       </w:r>
     </w:p>
     <w:p>
@@ -564,7 +552,7 @@
         <w:t xml:space="preserve"> </w:t>
       </w:r>
       <w:r>
-        <w:t xml:space="preserve">- Fallback offline: scripts/copy-assets.js (se ejecuta como prebuild)</w:t>
+        <w:t xml:space="preserve">- Sin fallback offline: los assets se sirven vía resolver/CDN (NEXT_PUBLIC_CDN_URL); copy-assets.js ELIMINADO (11 ago 2026)</w:t>
       </w:r>
     </w:p>
     <w:p>
@@ -643,7 +631,7 @@
         <w:pStyle w:val="BodyText"/>
       </w:pPr>
       <w:r>
-        <w:t xml:space="preserve">apps/ # Network applications</w:t>
+        <w:t xml:space="preserve">projects/ # Network applications</w:t>
       </w:r>
       <w:r>
         <w:t xml:space="preserve"> </w:t>
@@ -935,39 +923,27 @@
         <w:t xml:space="preserve"> </w:t>
       </w:r>
       <w:r>
-        <w:t xml:space="preserve">Each project has ia_docs/ with the following standard structure:</w:t>
-      </w:r>
-      <w:r>
-        <w:t xml:space="preserve"> </w:t>
-      </w:r>
-      <w:r>
-        <w:t xml:space="preserve">AGENT_INSTRUCTIONS.md, AGENT_SECURITY_PROTOCOLS.md, ARCHITECTURE.md,</w:t>
-      </w:r>
-      <w:r>
-        <w:t xml:space="preserve"> </w:t>
-      </w:r>
-      <w:r>
-        <w:t xml:space="preserve">INITIAL_PROMPT.md, MIGRATION_HANDOVER.md, PROJECT_HISTORY.md,</w:t>
-      </w:r>
-      <w:r>
-        <w:t xml:space="preserve"> </w:t>
-      </w:r>
-      <w:r>
-        <w:t xml:space="preserve">PROJECT_STATE.md, PROJECTS.md, STACK.md, STATUS.md, TO_DO_LIST.md,</w:t>
-      </w:r>
-      <w:r>
-        <w:t xml:space="preserve"> </w:t>
-      </w:r>
-      <w:r>
-        <w:t xml:space="preserve">WORKFLOW.md</w:t>
-      </w:r>
-    </w:p>
-    <w:p>
-      <w:pPr>
-        <w:pStyle w:val="BodyText"/>
-      </w:pPr>
-      <w:r>
-        <w:t xml:space="preserve">The reference project for ia_docs is MuzicMania (19 files).</w:t>
+        <w:t xml:space="preserve">Each project has documentation/ with the following standard structure:</w:t>
+      </w:r>
+      <w:r>
+        <w:t xml:space="preserve"> </w:t>
+      </w:r>
+      <w:r>
+        <w:t xml:space="preserve">ARCHITECTURE.md, STACK_SYSTEM.md, WORKFLOW_SYSTEM.md, PROJECT_STATE.md,</w:t>
+      </w:r>
+      <w:r>
+        <w:t xml:space="preserve"> </w:t>
+      </w:r>
+      <w:r>
+        <w:t xml:space="preserve">PROJECT_HISTORY.md, TODO.md, BRAND_PLAN.md, README.md</w:t>
+      </w:r>
+    </w:p>
+    <w:p>
+      <w:pPr>
+        <w:pStyle w:val="BodyText"/>
+      </w:pPr>
+      <w:r>
+        <w:t xml:space="preserve">The reference project for documentation is ciszu (62 files).</w:t>
       </w:r>
     </w:p>
     <w:sectPr>
